--- a/report/Bao_cao_BTL_Tran_Van_Hau_B23DCCN287.docx
+++ b/report/Bao_cao_BTL_Tran_Van_Hau_B23DCCN287.docx
@@ -1993,6 +1993,8 @@
       </w:pPr>
       <w:r>
         <w:t>Link github notebook: https://github.com/TrVHau/A2_CT_hautv.287/blob/main/diabetes/notebook/diabetes_prediction.ipynb</w:t>
+        <w:br/>
+        <w:t>Link Kaggle Dataset: https://www.kaggle.com/datasets/iammustafatz/diabetes-prediction-dataset</w:t>
       </w:r>
     </w:p>
     <w:p>
@@ -4024,6 +4026,8 @@
       </w:pPr>
       <w:r>
         <w:t>Link github notebook: https://github.com/TrVHau/A2_CT_hautv.287/blob/main/house_price/notebook/house_price_prediction.ipynb</w:t>
+        <w:br/>
+        <w:t>Link Kaggle Dataset: https://www.kaggle.com/datasets/ladcva/vietnam-housing-dataset-hanoi/data</w:t>
       </w:r>
     </w:p>
     <w:p>
@@ -5779,6 +5783,8 @@
       </w:pPr>
       <w:r>
         <w:t>Link github notebook: https://github.com/TrVHau/A2_CT_hautv.287/blob/main/customer_behavior/notebook/customer_behavior.ipynb</w:t>
+        <w:br/>
+        <w:t>Link Kaggle Dataset: https://www.kaggle.com/datasets/nicapotato/womens-ecommerce-clothing-reviews</w:t>
       </w:r>
     </w:p>
     <w:p>
